--- a/uploads/Proposta/PropostaPROPOSTA PRINCIPAL_BIG SIGMA_.docx
+++ b/uploads/Proposta/PropostaPROPOSTA PRINCIPAL_BIG SIGMA_.docx
@@ -333,7 +333,7 @@
                 <w:szCs w:val="24"/>
                 <w:u w:val="single"/>
               </w:rPr>
-              <w:t xml:space="preserve">HALL  A, HALL  B</w:t>
+              <w:t xml:space="preserve">HALL  A, HALL  B, HALL  C, HALL  D, HALL  E</w:t>
             </w:r>
           </w:p>
         </w:tc>
@@ -389,7 +389,7 @@
                 <w:szCs w:val="24"/>
                 <w:u w:val="single"/>
               </w:rPr>
-              <w:t xml:space="preserve">02/04/2025 ATÉ: 02/04/2025</w:t>
+              <w:t xml:space="preserve">01/04/2026 ATÉ: 01/04/2026</w:t>
             </w:r>
           </w:p>
         </w:tc>
@@ -445,7 +445,7 @@
                 <w:szCs w:val="24"/>
                 <w:u w:val="single"/>
               </w:rPr>
-              <w:t xml:space="preserve">03/04/2025 ATÉ: 07/04/2025</w:t>
+              <w:t xml:space="preserve">02/04/2026 ATÉ: 06/04/2026</w:t>
             </w:r>
           </w:p>
         </w:tc>
@@ -501,7 +501,7 @@
                 <w:szCs w:val="24"/>
                 <w:u w:val="single"/>
               </w:rPr>
-              <w:t xml:space="preserve">08/04/2025 ATÉ: 10/04/2025</w:t>
+              <w:t xml:space="preserve">07/04/2026 ATÉ: 09/04/2026</w:t>
             </w:r>
           </w:p>
         </w:tc>
@@ -564,7 +564,7 @@
                 <w:szCs w:val="24"/>
                 <w:u w:val="single"/>
               </w:rPr>
-              <w:t xml:space="preserve">11/04/2025 ATÉ: 12/04/2025</w:t>
+              <w:t xml:space="preserve">10/04/2026 ATÉ: 10/04/2026</w:t>
             </w:r>
           </w:p>
         </w:tc>
@@ -657,18 +657,6 @@
             <w:t xml:space="preserve"> Análise dos projetos de acordo com as normas de montagem do evento;</w:t>
             <w:br/>
             <w:t xml:space="preserve"> Recebimento da documentação dos estandes: (A.R.T. ou R.R.T. e Termo de Responsabilidade);</w:t>
-            <w:br/>
-            <w:t xml:space="preserve"/>
-            <w:br/>
-            <w:t xml:space="preserve">• 1 Sistema AnáLise De Projetos, 1 Diária(s), de: 02/04/2025 até: 02/04/2025</w:t>
-            <w:br/>
-            <w:t xml:space="preserve"/>
-            <w:br/>
-            <w:t xml:space="preserve">• 1 Analista De Projetos, (BILINGUE), 92 Diária(s), de: 06/01/2025 até: 07/04/2025</w:t>
-            <w:br/>
-            <w:t xml:space="preserve"/>
-            <w:br/>
-            <w:t xml:space="preserve">• 1 Analista De Projetos, 29 Diária(s), de: 10/03/2025 até: 07/04/2025</w:t>
             <w:br/>
             <w:t xml:space="preserve"/>
             <w:br/>
@@ -1070,7 +1058,7 @@
           <w:sz w:val="24"/>
           <w:szCs w:val="24"/>
         </w:rPr>
-        <w:t xml:space="preserve">• 8 Ajudante De MarcaçãO, 1 Diária(s), de: 02/04/2025 até: 02/04/2025</w:t>
+        <w:t xml:space="preserve">• 1 Atendimento Pré - BilíNgue, (ESCRITORIO), 38 Diária(s), de: 23/02/2026 até: 01/04/2026</w:t>
       </w:r>
     </w:p>
     <w:p>
@@ -1090,7 +1078,7 @@
           <w:sz w:val="24"/>
           <w:szCs w:val="24"/>
         </w:rPr>
-        <w:t xml:space="preserve">• 1 Atendimento Operacional PavilhãO - BilíNgue, 11 Diária(s), de: 01/04/2025 até: 11/04/2025</w:t>
+        <w:t xml:space="preserve">• 5 Ajudante De MarcaçãO, 1 Diária(s), de: 01/04/2026 até: 01/04/2026</w:t>
       </w:r>
     </w:p>
     <w:p>
@@ -1110,7 +1098,7 @@
           <w:sz w:val="24"/>
           <w:szCs w:val="24"/>
         </w:rPr>
-        <w:t xml:space="preserve">• 2 Atendimento Operacional PavilhãO - Mono, 8 Diária(s), de: 03/04/2025 até: 10/04/2025</w:t>
+        <w:t xml:space="preserve">• 1 Atendimento Operacional PavilhãO - BilíNgue, 11 Diária(s), de: 01/04/2026 até: 11/04/2026</w:t>
       </w:r>
     </w:p>
     <w:p>
@@ -1130,7 +1118,7 @@
           <w:sz w:val="24"/>
           <w:szCs w:val="24"/>
         </w:rPr>
-        <w:t xml:space="preserve">• 2 Atendimento Operacional PavilhãO - Mono, 8 Diária(s), de: 03/04/2025 até: 10/04/2025</w:t>
+        <w:t xml:space="preserve">• 2 Atendimento Operacional PavilhãO - Mono, 11 Diária(s), de: 01/04/2026 até: 11/04/2026</w:t>
       </w:r>
     </w:p>
     <w:p>
@@ -1150,7 +1138,7 @@
           <w:sz w:val="24"/>
           <w:szCs w:val="24"/>
         </w:rPr>
-        <w:t xml:space="preserve">• 1 Atendimento Pré - BilíNgue, 30 Diária(s), de: 17/03/2025 até: 15/04/2025</w:t>
+        <w:t xml:space="preserve">• 2 Atendimento Operacional PavilhãO - Mono, 8 Diária(s), de: 02/04/2026 até: 09/04/2026</w:t>
       </w:r>
     </w:p>
     <w:p>
@@ -1170,7 +1158,7 @@
           <w:sz w:val="24"/>
           <w:szCs w:val="24"/>
         </w:rPr>
-        <w:t xml:space="preserve">• 1 Atendimento Pré - BilíNgue, 30 Diária(s), de: 17/03/2025 até: 15/04/2025</w:t>
+        <w:t xml:space="preserve">• 1 AtualizaçãO De Planta, 1 Diária(s), de: 02/04/2026 até: 02/04/2026</w:t>
       </w:r>
     </w:p>
     <w:p>
@@ -1190,7 +1178,7 @@
           <w:sz w:val="24"/>
           <w:szCs w:val="24"/>
         </w:rPr>
-        <w:t xml:space="preserve">• 1 Atendimento Pré - BilíNgue, 128 Diária(s), de: 09/12/2024 até: 15/04/2025</w:t>
+        <w:t xml:space="preserve">• 1 Coordenador De ServiçOs, 10 Diária(s), de: 01/04/2026 até: 10/04/2026</w:t>
       </w:r>
     </w:p>
     <w:p>
@@ -1210,7 +1198,7 @@
           <w:sz w:val="24"/>
           <w:szCs w:val="24"/>
         </w:rPr>
-        <w:t xml:space="preserve">• 1 AtualizaçãO De Planta, 1 Diária(s), de: 02/04/2025 até: 02/04/2025</w:t>
+        <w:t xml:space="preserve">• 1 Coordenador Operacional 1, 11 Diária(s), de: 01/04/2026 até: 11/04/2026</w:t>
       </w:r>
     </w:p>
     <w:p>
@@ -1230,7 +1218,7 @@
           <w:sz w:val="24"/>
           <w:szCs w:val="24"/>
         </w:rPr>
-        <w:t xml:space="preserve">• 1 Coordenador De ServiçOs, 11 Diária(s), de: 01/04/2025 até: 11/04/2025</w:t>
+        <w:t xml:space="preserve">• 8 Fiscal De MarcaçãO, 1 Diária(s), de: 01/04/2026 até: 01/04/2026</w:t>
       </w:r>
     </w:p>
     <w:p>
@@ -1250,7 +1238,7 @@
           <w:sz w:val="24"/>
           <w:szCs w:val="24"/>
         </w:rPr>
-        <w:t xml:space="preserve">• 1 Coordenador Operacional 1, 17 Diária(s), de: 27/03/2025 até: 12/04/2025</w:t>
+        <w:t xml:space="preserve">• 6 Fiscal Diurno, 11 Diária(s), de: 01/04/2026 até: 11/04/2026</w:t>
       </w:r>
     </w:p>
     <w:p>
@@ -1270,27 +1258,7 @@
           <w:sz w:val="24"/>
           <w:szCs w:val="24"/>
         </w:rPr>
-        <w:t xml:space="preserve">• 5 Fiscal Diurno, 12 Diária(s), de: 01/04/2025 até: 12/04/2025</w:t>
-      </w:r>
-    </w:p>
-    <w:p>
-      <w:pPr>
-        <w:pStyle w:val="PargrafodaLista"/>
-        <w:spacing w:line="285" w:lineRule="atLeast"/>
-        <w:ind w:left="0"/>
-        <w:rPr>
-          <w:rFonts w:ascii="Abel" w:hAnsi="Abel"/>
-          <w:sz w:val="24"/>
-          <w:szCs w:val="24"/>
-        </w:rPr>
-      </w:pPr>
-      <w:r>
-        <w:rPr>
-          <w:rFonts w:ascii="Abel" w:hAnsi="Abel"/>
-          <w:sz w:val="24"/>
-          <w:szCs w:val="24"/>
-        </w:rPr>
-        <w:t xml:space="preserve">• 2 Fiscal Noturno, 12 Diária(s), de: 01/04/2025 até: 12/04/2025</w:t>
+        <w:t xml:space="preserve">• 3 Fiscal Noturno, 11 Diária(s), de: 01/04/2026 até: 11/04/2026</w:t>
       </w:r>
     </w:p>
     <w:p>
@@ -1547,7 +1515,7 @@
           <w:sz w:val="24"/>
           <w:szCs w:val="24"/>
         </w:rPr>
-        <w:t xml:space="preserve">2025</w:t>
+        <w:t xml:space="preserve">2026</w:t>
       </w:r>
       <w:r>
         <w:rPr>
@@ -1565,7 +1533,7 @@
           <w:sz w:val="24"/>
           <w:szCs w:val="24"/>
         </w:rPr>
-        <w:t xml:space="preserve">R$ 206.863,42</w:t>
+        <w:t xml:space="preserve">R$ 139.333,00</w:t>
       </w:r>
       <w:r>
         <w:rPr>
@@ -1744,7 +1712,7 @@
           <w:i/>
           <w:iCs/>
         </w:rPr>
-        <w:t xml:space="preserve">10/02/2026</w:t>
+        <w:t xml:space="preserve">18/02/2026</w:t>
       </w:r>
     </w:p>
     <w:p>
